--- a/Trabalho de Conclusao de Curso - Joao Daniel Temporin.docx
+++ b/Trabalho de Conclusao de Curso - Joao Daniel Temporin.docx
@@ -462,15 +462,15 @@
           <w:rFonts w:ascii="Times New Roman" w:hAnsi="Times New Roman"/>
         </w:rPr>
       </w:pPr>
-      <w:bookmarkStart w:id="0" w:name="_Toc292982326"/>
-      <w:bookmarkStart w:id="1" w:name="_Toc266865623"/>
-      <w:bookmarkStart w:id="2" w:name="_Toc257814807"/>
-      <w:bookmarkStart w:id="3" w:name="_Toc257729500"/>
+      <w:bookmarkStart w:id="0" w:name="_Toc257728957"/>
+      <w:bookmarkStart w:id="1" w:name="_Toc257729058"/>
+      <w:bookmarkStart w:id="2" w:name="_Toc257729280"/>
+      <w:bookmarkStart w:id="3" w:name="_Toc257729446"/>
       <w:bookmarkStart w:id="4" w:name="_Toc257729483"/>
-      <w:bookmarkStart w:id="5" w:name="_Toc257729446"/>
-      <w:bookmarkStart w:id="6" w:name="_Toc257729280"/>
-      <w:bookmarkStart w:id="7" w:name="_Toc257729058"/>
-      <w:bookmarkStart w:id="8" w:name="_Toc257728957"/>
+      <w:bookmarkStart w:id="5" w:name="_Toc257729500"/>
+      <w:bookmarkStart w:id="6" w:name="_Toc257814807"/>
+      <w:bookmarkStart w:id="7" w:name="_Toc266865623"/>
+      <w:bookmarkStart w:id="8" w:name="_Toc292982326"/>
       <w:r>
         <w:rPr>
           <w:rFonts w:ascii="Times New Roman" w:hAnsi="Times New Roman"/>
@@ -1742,7 +1742,25 @@
           <w:b/>
           <w:bCs/>
         </w:rPr>
-        <w:t>3.1 Coleta e Pré-processamento dos Dados</w:t>
+        <w:t>3.1 Coleta e Pré-process</w:t>
+      </w:r>
+      <w:r>
+        <w:rPr>
+          <w:rStyle w:val="Strong"/>
+          <w:rFonts w:ascii="times new roman" w:hAnsi="times new roman"/>
+          <w:b/>
+          <w:bCs/>
+        </w:rPr>
+        <w:t>a</w:t>
+      </w:r>
+      <w:r>
+        <w:rPr>
+          <w:rStyle w:val="Strong"/>
+          <w:rFonts w:ascii="times new roman" w:hAnsi="times new roman"/>
+          <w:b/>
+          <w:bCs/>
+        </w:rPr>
+        <w:t>mento dos Dados</w:t>
       </w:r>
     </w:p>
     <w:p>
@@ -1823,35 +1841,18 @@
       </w:r>
       <w:r>
         <w:rPr>
-          <w:rFonts w:ascii="times new roman" w:hAnsi="times new roman"/>
-        </w:rPr>
-        <w:t xml:space="preserve">, das quais </w:t>
-      </w:r>
-      <w:r>
-        <w:rPr>
           <w:rStyle w:val="Strong"/>
           <w:rFonts w:ascii="times new roman" w:hAnsi="times new roman"/>
-        </w:rPr>
-        <w:t>492 correspondem a fraudes</w:t>
-      </w:r>
-      <w:r>
-        <w:rPr>
-          <w:rFonts w:ascii="times new roman" w:hAnsi="times new roman"/>
-        </w:rPr>
-        <w:t xml:space="preserve"> e </w:t>
-      </w:r>
-      <w:r>
-        <w:rPr>
-          <w:rStyle w:val="Strong"/>
-          <w:rFonts w:ascii="times new roman" w:hAnsi="times new roman"/>
-        </w:rPr>
-        <w:t>284.315 a transações legítimas</w:t>
-      </w:r>
-      <w:r>
-        <w:rPr>
-          <w:rFonts w:ascii="times new roman" w:hAnsi="times new roman"/>
-        </w:rPr>
-        <w:t>. Essa proporção evidencia o elevado grau de desbalanceamento (0,172% de fraudes). As variáveis presentes no conjunto são todas numéricas e incluem:</w:t>
+          <w:b w:val="false"/>
+          <w:bCs w:val="false"/>
+        </w:rPr>
+        <w:t>.</w:t>
+      </w:r>
+      <w:r>
+        <w:rPr>
+          <w:rFonts w:ascii="times new roman" w:hAnsi="times new roman"/>
+        </w:rPr>
+        <w:t xml:space="preserve"> As variáveis presentes no conjunto são todas numéricas e incluem:</w:t>
       </w:r>
     </w:p>
     <w:p>
@@ -1968,61 +1969,6 @@
     </w:p>
     <w:p>
       <w:pPr>
-        <w:pStyle w:val="BodyText"/>
-        <w:numPr>
-          <w:ilvl w:val="0"/>
-          <w:numId w:val="6"/>
-        </w:numPr>
-        <w:tabs>
-          <w:tab w:val="clear" w:pos="708"/>
-          <w:tab w:val="left" w:pos="0" w:leader="none"/>
-        </w:tabs>
-        <w:spacing w:lineRule="auto" w:line="360" w:before="0" w:after="283"/>
-        <w:ind w:hanging="283" w:left="709"/>
-        <w:rPr/>
-      </w:pPr>
-      <w:r>
-        <w:rPr>
-          <w:rStyle w:val="Strong"/>
-          <w:rFonts w:ascii="times new roman" w:hAnsi="times new roman"/>
-        </w:rPr>
-        <w:t>Class</w:t>
-      </w:r>
-      <w:r>
-        <w:rPr>
-          <w:rFonts w:ascii="times new roman" w:hAnsi="times new roman"/>
-        </w:rPr>
-        <w:t xml:space="preserve">: variável-alvo binária, onde </w:t>
-      </w:r>
-      <w:r>
-        <w:rPr>
-          <w:rStyle w:val="Strong"/>
-          <w:rFonts w:ascii="times new roman" w:hAnsi="times new roman"/>
-        </w:rPr>
-        <w:t>0</w:t>
-      </w:r>
-      <w:r>
-        <w:rPr>
-          <w:rFonts w:ascii="times new roman" w:hAnsi="times new roman"/>
-        </w:rPr>
-        <w:t xml:space="preserve"> representa uma transação legítima e </w:t>
-      </w:r>
-      <w:r>
-        <w:rPr>
-          <w:rStyle w:val="Strong"/>
-          <w:rFonts w:ascii="times new roman" w:hAnsi="times new roman"/>
-        </w:rPr>
-        <w:t>1</w:t>
-      </w:r>
-      <w:r>
-        <w:rPr>
-          <w:rFonts w:ascii="times new roman" w:hAnsi="times new roman"/>
-        </w:rPr>
-        <w:t xml:space="preserve"> representa uma fraude.</w:t>
-      </w:r>
-    </w:p>
-    <w:p>
-      <w:pPr>
         <w:pStyle w:val="Heading3"/>
         <w:numPr>
           <w:ilvl w:val="0"/>
@@ -2142,7 +2088,7 @@
         <w:rPr>
           <w:rFonts w:ascii="times new roman" w:hAnsi="times new roman"/>
         </w:rPr>
-        <w:t xml:space="preserve">        </w:t>
+        <w:t xml:space="preserve">    </w:t>
       </w:r>
       <w:r>
         <w:rPr>
@@ -2164,6 +2110,12 @@
         <w:rPr>
           <w:rFonts w:ascii="times new roman" w:hAnsi="times new roman"/>
         </w:rPr>
+        <w:t xml:space="preserve">             </w:t>
+      </w:r>
+      <w:r>
+        <w:rPr>
+          <w:rFonts w:ascii="times new roman" w:hAnsi="times new roman"/>
+        </w:rPr>
         <w:t>A Regressão Logística foi utilizada como modelo de referência, dada sua ampla aplicação em problemas de classificação binária e sua facilidade de interpretação. O Random Forest foi empregado por sua robustez frente a bases complexas e pela capacidade de lidar com variáveis de diferentes naturezas (NGAI et al., 2011). Já o XGBoost foi escolhido por representar uma das abordagens mais eficientes em competições de ciência de dados, sendo reconhecido por sua precisão e estabilidade em cenários de alta dimensionalidade (DAL POZZOLO et al., 2015; CARCILLO et al., 2019).</w:t>
       </w:r>
     </w:p>
@@ -2174,6 +2126,12 @@
         <w:jc w:val="both"/>
         <w:rPr/>
       </w:pPr>
+      <w:r>
+        <w:rPr>
+          <w:rFonts w:ascii="times new roman" w:hAnsi="times new roman"/>
+        </w:rPr>
+        <w:t xml:space="preserve">        </w:t>
+      </w:r>
       <w:r>
         <w:rPr>
           <w:rFonts w:ascii="times new roman" w:hAnsi="times new roman"/>
@@ -2356,7 +2314,31 @@
         <w:rPr>
           <w:rFonts w:ascii="times new roman" w:hAnsi="times new roman"/>
         </w:rPr>
-        <w:t xml:space="preserve">Em síntese, a metodologia seguiu um delineamento estruturado em quatro etapas: preparação e pré-processamento dos dados; aplicação de técnicas de balanceamento; implementação de modelos supervisionados; e avaliação por métricas adequadas. Tal abordagem permitiu não apenas comparar o desempenho de diferentes algoritmos, mas também verificar como a aplicação de técnicas de reamostragem impacta diretamente na qualidade da detecção de fraudes. Dessa forma, os procedimentos adotados asseguram robustez ao estudo e oferecem evidências empíricas sobre a contribuição das técnicas de </w:t>
+        <w:t>Em síntese, a metodologia seguiu um</w:t>
+      </w:r>
+      <w:r>
+        <w:rPr>
+          <w:rFonts w:ascii="times new roman" w:hAnsi="times new roman"/>
+        </w:rPr>
+        <w:t>a</w:t>
+      </w:r>
+      <w:r>
+        <w:rPr>
+          <w:rFonts w:ascii="times new roman" w:hAnsi="times new roman"/>
+        </w:rPr>
+        <w:t xml:space="preserve"> estrutura </w:t>
+      </w:r>
+      <w:r>
+        <w:rPr>
+          <w:rFonts w:ascii="times new roman" w:hAnsi="times new roman"/>
+        </w:rPr>
+        <w:t>formada por</w:t>
+      </w:r>
+      <w:r>
+        <w:rPr>
+          <w:rFonts w:ascii="times new roman" w:hAnsi="times new roman"/>
+        </w:rPr>
+        <w:t xml:space="preserve"> quatro etapas: preparação e pré-processamento dos dados; aplicação de técnicas de balanceamento; implementação de modelos supervisionados; e avaliação por métricas adequadas. Tal abordagem permitiu não apenas comparar o desempenho de diferentes algoritmos, mas também verificar como a aplicação de técnicas de reamostragem impacta diretamente na qualidade da detecção de fraudes. Dessa forma, os procedimentos adotados asseguram robustez ao estudo e oferecem evidências empíricas sobre a contribuição das técnicas de </w:t>
       </w:r>
       <w:r>
         <w:rPr>
@@ -2836,77 +2818,8 @@
         <w:rPr>
           <w:rFonts w:ascii="times new roman" w:hAnsi="times new roman"/>
         </w:rPr>
-        <w:t>. Acesso em: 20 ago. 2025.</w:t>
-      </w:r>
-    </w:p>
-    <w:p>
-      <w:pPr>
-        <w:pStyle w:val="Referncia"/>
-        <w:rPr>
-          <w:rFonts w:ascii="Times New Roman" w:hAnsi="Times New Roman"/>
-          <w:lang w:val="en-US"/>
-        </w:rPr>
-      </w:pPr>
-      <w:r>
-        <w:rPr/>
-      </w:r>
-    </w:p>
-    <w:p>
-      <w:pPr>
-        <w:pStyle w:val="Referncia"/>
-        <w:rPr>
-          <w:rFonts w:ascii="Times New Roman" w:hAnsi="Times New Roman"/>
-        </w:rPr>
-      </w:pPr>
-      <w:r>
-        <w:rPr>
-          <w:rFonts w:ascii="Times New Roman" w:hAnsi="Times New Roman"/>
-        </w:rPr>
-      </w:r>
-    </w:p>
-    <w:p>
-      <w:pPr>
-        <w:pStyle w:val="Referncia"/>
-        <w:rPr>
-          <w:rFonts w:ascii="Times New Roman" w:hAnsi="Times New Roman"/>
-        </w:rPr>
-      </w:pPr>
-      <w:r>
-        <w:rPr>
-          <w:rFonts w:ascii="Times New Roman" w:hAnsi="Times New Roman"/>
-        </w:rPr>
-      </w:r>
-    </w:p>
-    <w:p>
-      <w:pPr>
-        <w:pStyle w:val="Normal"/>
-        <w:rPr>
-          <w:rFonts w:ascii="Times New Roman" w:hAnsi="Times New Roman"/>
-        </w:rPr>
-      </w:pPr>
-      <w:r>
-        <w:rPr>
-          <w:rFonts w:ascii="Times New Roman" w:hAnsi="Times New Roman"/>
-        </w:rPr>
-      </w:r>
-      <w:r>
-        <w:br w:type="page"/>
-      </w:r>
-    </w:p>
-    <w:p>
-      <w:pPr>
-        <w:pStyle w:val="Heading1"/>
-        <w:numPr>
-          <w:ilvl w:val="0"/>
-          <w:numId w:val="0"/>
-        </w:numPr>
-        <w:spacing w:before="0" w:after="600"/>
-        <w:ind w:hanging="0" w:left="0"/>
-        <w:jc w:val="center"/>
-        <w:rPr>
-          <w:rFonts w:ascii="Times New Roman" w:hAnsi="Times New Roman"/>
-        </w:rPr>
-      </w:pPr>
+        <w:t>. Acesso em</w:t>
+      </w:r>
       <w:bookmarkStart w:id="16" w:name="_Toc292982341"/>
       <w:bookmarkStart w:id="17" w:name="_Toc257814821"/>
       <w:bookmarkStart w:id="18" w:name="_Ref257808121"/>
@@ -2915,15 +2828,21 @@
       <w:bookmarkStart w:id="21" w:name="_Toc257728971"/>
       <w:r>
         <w:rPr>
-          <w:rFonts w:ascii="Times New Roman" w:hAnsi="Times New Roman"/>
-        </w:rPr>
-        <w:t xml:space="preserve"> </w:t>
-      </w:r>
-      <w:r>
-        <w:rPr>
-          <w:rFonts w:ascii="Times New Roman" w:hAnsi="Times New Roman"/>
-        </w:rPr>
-        <w:t>APÊNDICE A – TÍTULO DO APÊNDICE</w:t>
+          <w:rFonts w:ascii="times new roman" w:hAnsi="times new roman"/>
+        </w:rPr>
+        <w:t>: 20 ago. 2025.</w:t>
+      </w:r>
+    </w:p>
+    <w:p>
+      <w:pPr>
+        <w:pStyle w:val="Referncia"/>
+        <w:rPr>
+          <w:rFonts w:ascii="Times New Roman" w:hAnsi="Times New Roman"/>
+          <w:lang w:val="en-US"/>
+        </w:rPr>
+      </w:pPr>
+      <w:r>
+        <w:rPr/>
       </w:r>
       <w:bookmarkEnd w:id="16"/>
       <w:bookmarkEnd w:id="17"/>
@@ -2948,224 +2867,7 @@
     <w:p>
       <w:pPr>
         <w:pStyle w:val="Texto"/>
-        <w:rPr>
-          <w:rFonts w:ascii="Times New Roman" w:hAnsi="Times New Roman"/>
-        </w:rPr>
-      </w:pPr>
-      <w:r>
-        <w:rPr>
-          <w:rFonts w:ascii="Times New Roman" w:hAnsi="Times New Roman"/>
-        </w:rPr>
-      </w:r>
-    </w:p>
-    <w:p>
-      <w:pPr>
-        <w:pStyle w:val="Texto"/>
-        <w:rPr>
-          <w:rFonts w:ascii="Times New Roman" w:hAnsi="Times New Roman"/>
-        </w:rPr>
-      </w:pPr>
-      <w:r>
-        <w:rPr>
-          <w:rFonts w:ascii="Times New Roman" w:hAnsi="Times New Roman"/>
-        </w:rPr>
-      </w:r>
-    </w:p>
-    <w:p>
-      <w:pPr>
-        <w:pStyle w:val="Texto"/>
-        <w:rPr>
-          <w:rFonts w:ascii="Times New Roman" w:hAnsi="Times New Roman"/>
-        </w:rPr>
-      </w:pPr>
-      <w:r>
-        <w:rPr>
-          <w:rFonts w:ascii="Times New Roman" w:hAnsi="Times New Roman"/>
-        </w:rPr>
-      </w:r>
-    </w:p>
-    <w:p>
-      <w:pPr>
-        <w:pStyle w:val="Texto"/>
-        <w:rPr>
-          <w:rFonts w:ascii="Times New Roman" w:hAnsi="Times New Roman"/>
-        </w:rPr>
-      </w:pPr>
-      <w:r>
-        <w:rPr>
-          <w:rFonts w:ascii="Times New Roman" w:hAnsi="Times New Roman"/>
-        </w:rPr>
-      </w:r>
-    </w:p>
-    <w:p>
-      <w:pPr>
-        <w:pStyle w:val="Texto"/>
-        <w:rPr>
-          <w:rFonts w:ascii="Times New Roman" w:hAnsi="Times New Roman"/>
-        </w:rPr>
-      </w:pPr>
-      <w:r>
-        <w:rPr>
-          <w:rFonts w:ascii="Times New Roman" w:hAnsi="Times New Roman"/>
-        </w:rPr>
-      </w:r>
-    </w:p>
-    <w:p>
-      <w:pPr>
-        <w:pStyle w:val="Texto"/>
-        <w:rPr>
-          <w:rFonts w:ascii="Times New Roman" w:hAnsi="Times New Roman"/>
-        </w:rPr>
-      </w:pPr>
-      <w:r>
-        <w:rPr>
-          <w:rFonts w:ascii="Times New Roman" w:hAnsi="Times New Roman"/>
-        </w:rPr>
-      </w:r>
-      <w:r>
-        <w:br w:type="page"/>
-      </w:r>
-    </w:p>
-    <w:p>
-      <w:pPr>
-        <w:pStyle w:val="Normal"/>
-        <w:spacing w:before="0" w:after="0"/>
-        <w:rPr>
-          <w:b/>
-        </w:rPr>
-      </w:pPr>
-      <w:bookmarkStart w:id="22" w:name="_Toc292982342"/>
-      <w:bookmarkStart w:id="23" w:name="_Toc257728972"/>
-      <w:bookmarkStart w:id="24" w:name="_Toc257729295"/>
-      <w:bookmarkStart w:id="25" w:name="_Toc257729515"/>
-      <w:bookmarkStart w:id="26" w:name="_Toc257814822"/>
-      <w:r>
-        <w:rPr>
-          <w:b/>
-        </w:rPr>
-        <w:t>APÊNDICE B – TÍTULO DO APÊNDICE</w:t>
-      </w:r>
-      <w:bookmarkEnd w:id="22"/>
-      <w:bookmarkEnd w:id="23"/>
-      <w:bookmarkEnd w:id="24"/>
-      <w:bookmarkEnd w:id="25"/>
-      <w:bookmarkEnd w:id="26"/>
-    </w:p>
-    <w:p>
-      <w:pPr>
-        <w:pStyle w:val="Texto"/>
-        <w:jc w:val="center"/>
-        <w:rPr/>
-      </w:pPr>
-      <w:r>
-        <w:rPr/>
-      </w:r>
-    </w:p>
-    <w:p>
-      <w:pPr>
-        <w:pStyle w:val="Texto"/>
-        <w:rPr/>
-      </w:pPr>
-      <w:r>
-        <w:rPr/>
-      </w:r>
-    </w:p>
-    <w:p>
-      <w:pPr>
-        <w:pStyle w:val="Texto"/>
-        <w:rPr/>
-      </w:pPr>
-      <w:r>
-        <w:rPr/>
-      </w:r>
-    </w:p>
-    <w:p>
-      <w:pPr>
-        <w:pStyle w:val="Texto"/>
-        <w:rPr/>
-      </w:pPr>
-      <w:r>
-        <w:rPr/>
-      </w:r>
-    </w:p>
-    <w:p>
-      <w:pPr>
-        <w:pStyle w:val="Normal"/>
-        <w:rPr>
-          <w:b/>
-          <w:caps/>
-        </w:rPr>
-      </w:pPr>
-      <w:r>
-        <w:rPr>
-          <w:b/>
-          <w:caps/>
-        </w:rPr>
-      </w:r>
-      <w:r>
-        <w:br w:type="page"/>
-      </w:r>
-    </w:p>
-    <w:p>
-      <w:pPr>
-        <w:pStyle w:val="Heading1"/>
-        <w:numPr>
-          <w:ilvl w:val="0"/>
-          <w:numId w:val="0"/>
-        </w:numPr>
-        <w:spacing w:before="0" w:after="600"/>
-        <w:ind w:hanging="0" w:left="0"/>
-        <w:jc w:val="center"/>
-        <w:rPr/>
-      </w:pPr>
-      <w:bookmarkStart w:id="27" w:name="_Toc292982343"/>
-      <w:bookmarkStart w:id="28" w:name="_Toc257814824"/>
-      <w:bookmarkStart w:id="29" w:name="_Toc257813724"/>
-      <w:bookmarkStart w:id="30" w:name="_Toc257729517"/>
-      <w:bookmarkStart w:id="31" w:name="_Toc257729297"/>
-      <w:bookmarkStart w:id="32" w:name="_Toc257728974"/>
-      <w:r>
-        <w:rPr/>
-        <w:t>ANEXO A – tÍTULO DO ANEXO</w:t>
-      </w:r>
-      <w:bookmarkEnd w:id="27"/>
-      <w:bookmarkEnd w:id="28"/>
-      <w:bookmarkEnd w:id="29"/>
-      <w:bookmarkEnd w:id="30"/>
-      <w:bookmarkEnd w:id="31"/>
-      <w:bookmarkEnd w:id="32"/>
-      <w:r>
-        <w:br w:type="page"/>
-      </w:r>
-    </w:p>
-    <w:p>
-      <w:pPr>
-        <w:pStyle w:val="Heading1"/>
-        <w:numPr>
-          <w:ilvl w:val="0"/>
-          <w:numId w:val="0"/>
-        </w:numPr>
-        <w:spacing w:before="0" w:after="600"/>
-        <w:ind w:hanging="0" w:left="0"/>
-        <w:jc w:val="center"/>
-        <w:rPr/>
-      </w:pPr>
-      <w:bookmarkStart w:id="33" w:name="_Toc292982344"/>
-      <w:r>
-        <w:rPr/>
-        <w:t>ANEXO B – tÍTULO DO ANEXO</w:t>
-      </w:r>
-      <w:bookmarkEnd w:id="33"/>
-    </w:p>
-    <w:p>
-      <w:pPr>
-        <w:pStyle w:val="Heading1"/>
-        <w:numPr>
-          <w:ilvl w:val="0"/>
-          <w:numId w:val="0"/>
-        </w:numPr>
-        <w:ind w:hanging="0" w:left="0"/>
-        <w:jc w:val="center"/>
+        <w:ind w:hanging="0"/>
         <w:rPr/>
       </w:pPr>
       <w:r>
@@ -3624,143 +3326,6 @@
     </w:pPr>
     <w:r>
       <w:rPr/>
-    </w:r>
-    <w:r>
-      <mc:AlternateContent>
-        <mc:Choice Requires="wps">
-          <w:drawing>
-            <wp:anchor behindDoc="0" distT="0" distB="0" distL="0" distR="0" simplePos="0" locked="0" layoutInCell="0" allowOverlap="1" relativeHeight="15">
-              <wp:simplePos x="0" y="0"/>
-              <wp:positionH relativeFrom="margin">
-                <wp:align>right</wp:align>
-              </wp:positionH>
-              <wp:positionV relativeFrom="paragraph">
-                <wp:posOffset>635</wp:posOffset>
-              </wp:positionV>
-              <wp:extent cx="170180" cy="175260"/>
-              <wp:effectExtent l="0" t="0" r="0" b="0"/>
-              <wp:wrapSquare wrapText="bothSides"/>
-              <wp:docPr id="4" name="Frame3"/>
-              <a:graphic xmlns:a="http://schemas.openxmlformats.org/drawingml/2006/main">
-                <a:graphicData uri="http://schemas.microsoft.com/office/word/2010/wordprocessingShape">
-                  <wps:wsp>
-                    <wps:cNvSpPr txBox="1"/>
-                    <wps:spPr>
-                      <a:xfrm>
-                        <a:off x="0" y="0"/>
-                        <a:ext cx="170180" cy="175260"/>
-                      </a:xfrm>
-                      <a:prstGeom prst="rect"/>
-                      <a:solidFill>
-                        <a:srgbClr val="FFFFFF">
-                          <a:alpha val="0"/>
-                        </a:srgbClr>
-                      </a:solidFill>
-                    </wps:spPr>
-                    <wps:txbx>
-                      <w:txbxContent>
-                        <w:p>
-                          <w:pPr>
-                            <w:pStyle w:val="Header"/>
-                            <w:pBdr/>
-                            <w:rPr>
-                              <w:rStyle w:val="PageNumber"/>
-                            </w:rPr>
-                          </w:pPr>
-                          <w:r>
-                            <w:rPr>
-                              <w:rStyle w:val="PageNumber"/>
-                            </w:rPr>
-                            <w:fldChar w:fldCharType="begin"/>
-                          </w:r>
-                          <w:r>
-                            <w:rPr>
-                              <w:rStyle w:val="PageNumber"/>
-                            </w:rPr>
-                            <w:instrText xml:space="preserve"> PAGE </w:instrText>
-                          </w:r>
-                          <w:r>
-                            <w:rPr>
-                              <w:rStyle w:val="PageNumber"/>
-                            </w:rPr>
-                            <w:fldChar w:fldCharType="separate"/>
-                          </w:r>
-                          <w:r>
-                            <w:rPr>
-                              <w:rStyle w:val="PageNumber"/>
-                            </w:rPr>
-                            <w:t>16</w:t>
-                          </w:r>
-                          <w:r>
-                            <w:rPr>
-                              <w:rStyle w:val="PageNumber"/>
-                            </w:rPr>
-                            <w:fldChar w:fldCharType="end"/>
-                          </w:r>
-                        </w:p>
-                      </w:txbxContent>
-                    </wps:txbx>
-                    <wps:bodyPr anchor="t" lIns="0" tIns="0" rIns="0" bIns="0">
-                      <a:spAutoFit/>
-                    </wps:bodyPr>
-                  </wps:wsp>
-                </a:graphicData>
-              </a:graphic>
-            </wp:anchor>
-          </w:drawing>
-        </mc:Choice>
-        <mc:Fallback>
-          <w:pict>
-            <v:rect fillcolor="#FFFFFF" style="position:absolute;rotation:-0;width:13.4pt;height:13.8pt;mso-wrap-distance-left:0pt;mso-wrap-distance-right:0pt;mso-wrap-distance-top:0pt;mso-wrap-distance-bottom:0pt;margin-top:0.05pt;mso-position-vertical-relative:text;margin-left:440.15pt;mso-position-horizontal:right;mso-position-horizontal-relative:margin">
-              <v:fill opacity="0f"/>
-              <v:textbox inset="0in,0in,0in,0in">
-                <w:txbxContent>
-                  <w:p>
-                    <w:pPr>
-                      <w:pStyle w:val="Header"/>
-                      <w:pBdr/>
-                      <w:rPr>
-                        <w:rStyle w:val="PageNumber"/>
-                      </w:rPr>
-                    </w:pPr>
-                    <w:r>
-                      <w:rPr>
-                        <w:rStyle w:val="PageNumber"/>
-                      </w:rPr>
-                      <w:fldChar w:fldCharType="begin"/>
-                    </w:r>
-                    <w:r>
-                      <w:rPr>
-                        <w:rStyle w:val="PageNumber"/>
-                      </w:rPr>
-                      <w:instrText xml:space="preserve"> PAGE </w:instrText>
-                    </w:r>
-                    <w:r>
-                      <w:rPr>
-                        <w:rStyle w:val="PageNumber"/>
-                      </w:rPr>
-                      <w:fldChar w:fldCharType="separate"/>
-                    </w:r>
-                    <w:r>
-                      <w:rPr>
-                        <w:rStyle w:val="PageNumber"/>
-                      </w:rPr>
-                      <w:t>16</w:t>
-                    </w:r>
-                    <w:r>
-                      <w:rPr>
-                        <w:rStyle w:val="PageNumber"/>
-                      </w:rPr>
-                      <w:fldChar w:fldCharType="end"/>
-                    </w:r>
-                  </w:p>
-                </w:txbxContent>
-              </v:textbox>
-              <w10:wrap type="square"/>
-            </v:rect>
-          </w:pict>
-        </mc:Fallback>
-      </mc:AlternateContent>
     </w:r>
   </w:p>
 </w:hdr>
